--- a/123wwww.docx
+++ b/123wwww.docx
@@ -5,7 +5,7 @@
     <w:p>
       <w:pPr>
         <w:rPr>
-          <w:rFonts w:hint="eastAsia" w:eastAsiaTheme="minorEastAsia"/>
+          <w:rFonts w:hint="default" w:eastAsiaTheme="minorEastAsia"/>
           <w:lang w:val="en-US" w:eastAsia="zh-CN"/>
         </w:rPr>
       </w:pPr>
@@ -14,7 +14,7 @@
           <w:rFonts w:hint="eastAsia"/>
           <w:lang w:val="en-US" w:eastAsia="zh-CN"/>
         </w:rPr>
-        <w:t>所发生的GV第三个</w:t>
+        <w:t>1231231231</w:t>
       </w:r>
       <w:bookmarkStart w:id="0" w:name="_GoBack"/>
       <w:bookmarkEnd w:id="0"/>

--- a/123wwww.docx
+++ b/123wwww.docx
@@ -14,7 +14,7 @@
           <w:rFonts w:hint="eastAsia"/>
           <w:lang w:val="en-US" w:eastAsia="zh-CN"/>
         </w:rPr>
-        <w:t>1231231231</w:t>
+        <w:t>1231231231 master</w:t>
       </w:r>
       <w:bookmarkStart w:id="0" w:name="_GoBack"/>
       <w:bookmarkEnd w:id="0"/>
